--- a/src/OpenXmlHtml.Tests/WordNestedComboTests.NestedCombinations.DotNet.verified.docx
+++ b/src/OpenXmlHtml.Tests/WordNestedComboTests.NestedCombinations.DotNet.verified.docx
@@ -1157,6 +1157,11 @@
       </w:r>
     </w:p>
     <w:p>
+      <w:pPr>
+        <w:spacing w:line="432" w:lineRule="auto"/>
+        <w:ind w:firstLine="720"/>
+        <w:jc w:val="both"/>
+      </w:pPr>
       <w:r>
         <w:rPr>
           <w:shd w:val="clear" w:fill="F0F0F0"/>
@@ -1257,6 +1262,9 @@
             </w:tcBorders>
           </w:tcPr>
           <w:p>
+            <w:pPr>
+              <w:jc w:val="center"/>
+            </w:pPr>
             <w:r>
               <w:rPr>
                 <w:b/>

--- a/src/OpenXmlHtml.Tests/WordNestedComboTests.NestedCombinations.DotNet.verified.docx
+++ b/src/OpenXmlHtml.Tests/WordNestedComboTests.NestedCombinations.DotNet.verified.docx
@@ -172,6 +172,7 @@
                 <w:ilvl w:val="0"/>
                 <w:numId w:val="2"/>
               </w:numPr>
+              <w:contextualSpacing/>
             </w:pPr>
             <w:r>
               <w:t xml:space="preserve">C#</w:t>
@@ -184,6 +185,7 @@
                 <w:ilvl w:val="0"/>
                 <w:numId w:val="2"/>
               </w:numPr>
+              <w:contextualSpacing/>
             </w:pPr>
             <w:r>
               <w:t xml:space="preserve">F#</w:t>
@@ -196,6 +198,7 @@
                 <w:ilvl w:val="0"/>
                 <w:numId w:val="2"/>
               </w:numPr>
+              <w:contextualSpacing/>
             </w:pPr>
             <w:r>
               <w:t xml:space="preserve">VB.NET</w:t>
@@ -219,6 +222,7 @@
                 <w:ilvl w:val="0"/>
                 <w:numId w:val="4"/>
               </w:numPr>
+              <w:contextualSpacing/>
             </w:pPr>
             <w:r>
               <w:t xml:space="preserve">Install SDK</w:t>
@@ -231,6 +235,7 @@
                 <w:ilvl w:val="0"/>
                 <w:numId w:val="4"/>
               </w:numPr>
+              <w:contextualSpacing/>
             </w:pPr>
             <w:r>
               <w:t xml:space="preserve">Create project</w:t>
@@ -243,6 +248,7 @@
                 <w:ilvl w:val="0"/>
                 <w:numId w:val="4"/>
               </w:numPr>
+              <w:contextualSpacing/>
             </w:pPr>
             <w:r>
               <w:t xml:space="preserve">Build and run</w:t>
@@ -269,6 +275,7 @@
           <w:ilvl w:val="0"/>
           <w:numId w:val="5"/>
         </w:numPr>
+        <w:contextualSpacing/>
       </w:pPr>
       <w:r>
         <w:t xml:space="preserve">Item with embedded table: </w:t>
@@ -336,6 +343,7 @@
           <w:ilvl w:val="0"/>
           <w:numId w:val="5"/>
         </w:numPr>
+        <w:contextualSpacing/>
       </w:pPr>
       <w:r>
         <w:t xml:space="preserve">Normal item after table</w:t>
@@ -651,6 +659,7 @@
           <w:ilvl w:val="0"/>
           <w:numId w:val="6"/>
         </w:numPr>
+        <w:contextualSpacing/>
       </w:pPr>
       <w:r>
         <w:t xml:space="preserve">Level 1 bullet </w:t>
@@ -663,6 +672,7 @@
           <w:ilvl w:val="1"/>
           <w:numId w:val="7"/>
         </w:numPr>
+        <w:contextualSpacing/>
       </w:pPr>
       <w:r>
         <w:t xml:space="preserve">Level 2 bullet </w:t>
@@ -675,6 +685,7 @@
           <w:ilvl w:val="2"/>
           <w:numId w:val="8"/>
         </w:numPr>
+        <w:contextualSpacing/>
       </w:pPr>
       <w:r>
         <w:t xml:space="preserve">Level 3 bullet</w:t>
@@ -687,6 +698,7 @@
           <w:ilvl w:val="2"/>
           <w:numId w:val="8"/>
         </w:numPr>
+        <w:contextualSpacing/>
       </w:pPr>
       <w:r>
         <w:rPr>
@@ -705,6 +717,7 @@
           <w:ilvl w:val="0"/>
           <w:numId w:val="10"/>
         </w:numPr>
+        <w:contextualSpacing/>
       </w:pPr>
       <w:r>
         <w:t xml:space="preserve">Level 1 ordered </w:t>
@@ -717,6 +730,7 @@
           <w:ilvl w:val="1"/>
           <w:numId w:val="12"/>
         </w:numPr>
+        <w:contextualSpacing/>
       </w:pPr>
       <w:r>
         <w:t xml:space="preserve">Level 2 ordered </w:t>
@@ -729,6 +743,7 @@
           <w:ilvl w:val="2"/>
           <w:numId w:val="14"/>
         </w:numPr>
+        <w:contextualSpacing/>
       </w:pPr>
       <w:r>
         <w:t xml:space="preserve">Level 3 ordered</w:t>
@@ -752,6 +767,7 @@
           <w:ilvl w:val="0"/>
           <w:numId w:val="16"/>
         </w:numPr>
+        <w:contextualSpacing/>
       </w:pPr>
       <w:r>
         <w:t xml:space="preserve">Ordered item </w:t>
@@ -764,6 +780,7 @@
           <w:ilvl w:val="1"/>
           <w:numId w:val="17"/>
         </w:numPr>
+        <w:contextualSpacing/>
       </w:pPr>
       <w:r>
         <w:t xml:space="preserve">Unordered child </w:t>
@@ -776,6 +793,7 @@
           <w:ilvl w:val="2"/>
           <w:numId w:val="19"/>
         </w:numPr>
+        <w:contextualSpacing/>
       </w:pPr>
       <w:r>
         <w:t xml:space="preserve">Back to ordered</w:t>
@@ -799,6 +817,7 @@
           <w:ilvl w:val="0"/>
           <w:numId w:val="20"/>
         </w:numPr>
+        <w:contextualSpacing/>
       </w:pPr>
       <w:r>
         <w:rPr>
@@ -832,6 +851,7 @@
           <w:ilvl w:val="0"/>
           <w:numId w:val="20"/>
         </w:numPr>
+        <w:contextualSpacing/>
       </w:pPr>
       <w:hyperlink xmlns:r="http://schemas.openxmlformats.org/officeDocument/2006/relationships" r:id="DeterministicId4">
         <w:r>
@@ -850,6 +870,7 @@
           <w:ilvl w:val="0"/>
           <w:numId w:val="20"/>
         </w:numPr>
+        <w:contextualSpacing/>
       </w:pPr>
       <w:r>
         <w:rPr>
@@ -866,6 +887,7 @@
           <w:ilvl w:val="0"/>
           <w:numId w:val="20"/>
         </w:numPr>
+        <w:contextualSpacing/>
       </w:pPr>
       <w:r>
         <w:t xml:space="preserve">Item with </w:t>
@@ -887,6 +909,7 @@
           <w:ilvl w:val="0"/>
           <w:numId w:val="20"/>
         </w:numPr>
+        <w:contextualSpacing/>
       </w:pPr>
       <w:r>
         <w:rPr>
@@ -964,6 +987,7 @@
           <w:ilvl w:val="0"/>
           <w:numId w:val="21"/>
         </w:numPr>
+        <w:contextualSpacing/>
       </w:pPr>
       <w:r>
         <w:t xml:space="preserve">Bullet inside blockquote</w:t>
@@ -976,6 +1000,7 @@
           <w:ilvl w:val="0"/>
           <w:numId w:val="21"/>
         </w:numPr>
+        <w:contextualSpacing/>
       </w:pPr>
       <w:r>
         <w:t xml:space="preserve">Another bullet</w:t>
@@ -1302,6 +1327,7 @@
                 <w:ilvl w:val="0"/>
                 <w:numId w:val="23"/>
               </w:numPr>
+              <w:contextualSpacing/>
             </w:pPr>
             <w:r>
               <w:rPr>
@@ -1330,6 +1356,7 @@
                 <w:ilvl w:val="0"/>
                 <w:numId w:val="23"/>
               </w:numPr>
+              <w:contextualSpacing/>
             </w:pPr>
             <w:hyperlink xmlns:r="http://schemas.openxmlformats.org/officeDocument/2006/relationships" r:id="DeterministicId8">
               <w:r>
@@ -1731,7 +1758,7 @@
     <p2:lvl p2:ilvl="0">
       <p2:start p2:val="1"/>
       <p2:numFmt p2:val="bullet"/>
-      <p2:lvlText p2:val="●"/>
+      <p2:lvlText p2:val=""/>
       <p2:lvlJc p2:val="left"/>
       <p2:pPr>
         <p2:ind p2:left="720" p2:hanging="360"/>
@@ -1743,97 +1770,97 @@
     <p2:lvl p2:ilvl="1">
       <p2:start p2:val="1"/>
       <p2:numFmt p2:val="bullet"/>
-      <p2:lvlText p2:val="○"/>
+      <p2:lvlText p2:val="o"/>
       <p2:lvlJc p2:val="left"/>
       <p2:pPr>
         <p2:ind p2:left="1440" p2:hanging="360"/>
+      </p2:pPr>
+      <p2:rPr>
+        <p2:rFonts p2:ascii="Courier New" p2:hAnsi="Courier New"/>
+      </p2:rPr>
+    </p2:lvl>
+    <p2:lvl p2:ilvl="2">
+      <p2:start p2:val="1"/>
+      <p2:numFmt p2:val="bullet"/>
+      <p2:lvlText p2:val=""/>
+      <p2:lvlJc p2:val="left"/>
+      <p2:pPr>
+        <p2:ind p2:left="2160" p2:hanging="360"/>
+      </p2:pPr>
+      <p2:rPr>
+        <p2:rFonts p2:ascii="Wingdings" p2:hAnsi="Wingdings"/>
+      </p2:rPr>
+    </p2:lvl>
+    <p2:lvl p2:ilvl="3">
+      <p2:start p2:val="1"/>
+      <p2:numFmt p2:val="bullet"/>
+      <p2:lvlText p2:val=""/>
+      <p2:lvlJc p2:val="left"/>
+      <p2:pPr>
+        <p2:ind p2:left="2880" p2:hanging="360"/>
       </p2:pPr>
       <p2:rPr>
         <p2:rFonts p2:ascii="Symbol" p2:hAnsi="Symbol"/>
       </p2:rPr>
     </p2:lvl>
-    <p2:lvl p2:ilvl="2">
+    <p2:lvl p2:ilvl="4">
       <p2:start p2:val="1"/>
       <p2:numFmt p2:val="bullet"/>
-      <p2:lvlText p2:val="■"/>
-      <p2:lvlJc p2:val="left"/>
-      <p2:pPr>
-        <p2:ind p2:left="2160" p2:hanging="360"/>
+      <p2:lvlText p2:val="o"/>
+      <p2:lvlJc p2:val="left"/>
+      <p2:pPr>
+        <p2:ind p2:left="3600" p2:hanging="360"/>
+      </p2:pPr>
+      <p2:rPr>
+        <p2:rFonts p2:ascii="Courier New" p2:hAnsi="Courier New"/>
+      </p2:rPr>
+    </p2:lvl>
+    <p2:lvl p2:ilvl="5">
+      <p2:start p2:val="1"/>
+      <p2:numFmt p2:val="bullet"/>
+      <p2:lvlText p2:val=""/>
+      <p2:lvlJc p2:val="left"/>
+      <p2:pPr>
+        <p2:ind p2:left="4320" p2:hanging="360"/>
+      </p2:pPr>
+      <p2:rPr>
+        <p2:rFonts p2:ascii="Wingdings" p2:hAnsi="Wingdings"/>
+      </p2:rPr>
+    </p2:lvl>
+    <p2:lvl p2:ilvl="6">
+      <p2:start p2:val="1"/>
+      <p2:numFmt p2:val="bullet"/>
+      <p2:lvlText p2:val=""/>
+      <p2:lvlJc p2:val="left"/>
+      <p2:pPr>
+        <p2:ind p2:left="5040" p2:hanging="360"/>
       </p2:pPr>
       <p2:rPr>
         <p2:rFonts p2:ascii="Symbol" p2:hAnsi="Symbol"/>
       </p2:rPr>
     </p2:lvl>
-    <p2:lvl p2:ilvl="3">
+    <p2:lvl p2:ilvl="7">
       <p2:start p2:val="1"/>
       <p2:numFmt p2:val="bullet"/>
-      <p2:lvlText p2:val="●"/>
-      <p2:lvlJc p2:val="left"/>
-      <p2:pPr>
-        <p2:ind p2:left="2880" p2:hanging="360"/>
+      <p2:lvlText p2:val="o"/>
+      <p2:lvlJc p2:val="left"/>
+      <p2:pPr>
+        <p2:ind p2:left="5760" p2:hanging="360"/>
       </p2:pPr>
       <p2:rPr>
-        <p2:rFonts p2:ascii="Symbol" p2:hAnsi="Symbol"/>
+        <p2:rFonts p2:ascii="Courier New" p2:hAnsi="Courier New"/>
       </p2:rPr>
     </p2:lvl>
-    <p2:lvl p2:ilvl="4">
+    <p2:lvl p2:ilvl="8">
       <p2:start p2:val="1"/>
       <p2:numFmt p2:val="bullet"/>
-      <p2:lvlText p2:val="○"/>
-      <p2:lvlJc p2:val="left"/>
-      <p2:pPr>
-        <p2:ind p2:left="3600" p2:hanging="360"/>
+      <p2:lvlText p2:val=""/>
+      <p2:lvlJc p2:val="left"/>
+      <p2:pPr>
+        <p2:ind p2:left="6480" p2:hanging="360"/>
       </p2:pPr>
       <p2:rPr>
-        <p2:rFonts p2:ascii="Symbol" p2:hAnsi="Symbol"/>
-      </p2:rPr>
-    </p2:lvl>
-    <p2:lvl p2:ilvl="5">
-      <p2:start p2:val="1"/>
-      <p2:numFmt p2:val="bullet"/>
-      <p2:lvlText p2:val="■"/>
-      <p2:lvlJc p2:val="left"/>
-      <p2:pPr>
-        <p2:ind p2:left="4320" p2:hanging="360"/>
-      </p2:pPr>
-      <p2:rPr>
-        <p2:rFonts p2:ascii="Symbol" p2:hAnsi="Symbol"/>
-      </p2:rPr>
-    </p2:lvl>
-    <p2:lvl p2:ilvl="6">
-      <p2:start p2:val="1"/>
-      <p2:numFmt p2:val="bullet"/>
-      <p2:lvlText p2:val="●"/>
-      <p2:lvlJc p2:val="left"/>
-      <p2:pPr>
-        <p2:ind p2:left="5040" p2:hanging="360"/>
-      </p2:pPr>
-      <p2:rPr>
-        <p2:rFonts p2:ascii="Symbol" p2:hAnsi="Symbol"/>
-      </p2:rPr>
-    </p2:lvl>
-    <p2:lvl p2:ilvl="7">
-      <p2:start p2:val="1"/>
-      <p2:numFmt p2:val="bullet"/>
-      <p2:lvlText p2:val="○"/>
-      <p2:lvlJc p2:val="left"/>
-      <p2:pPr>
-        <p2:ind p2:left="5760" p2:hanging="360"/>
-      </p2:pPr>
-      <p2:rPr>
-        <p2:rFonts p2:ascii="Symbol" p2:hAnsi="Symbol"/>
-      </p2:rPr>
-    </p2:lvl>
-    <p2:lvl p2:ilvl="8">
-      <p2:start p2:val="1"/>
-      <p2:numFmt p2:val="bullet"/>
-      <p2:lvlText p2:val="■"/>
-      <p2:lvlJc p2:val="left"/>
-      <p2:pPr>
-        <p2:ind p2:left="6480" p2:hanging="360"/>
-      </p2:pPr>
-      <p2:rPr>
-        <p2:rFonts p2:ascii="Symbol" p2:hAnsi="Symbol"/>
+        <p2:rFonts p2:ascii="Wingdings" p2:hAnsi="Wingdings"/>
       </p2:rPr>
     </p2:lvl>
   </abstractNum>

--- a/src/OpenXmlHtml.Tests/WordNestedComboTests.NestedCombinations.DotNet.verified.docx
+++ b/src/OpenXmlHtml.Tests/WordNestedComboTests.NestedCombinations.DotNet.verified.docx
@@ -1761,7 +1761,7 @@
       <p2:lvlText p2:val=""/>
       <p2:lvlJc p2:val="left"/>
       <p2:pPr>
-        <p2:ind p2:left="720" p2:hanging="360"/>
+        <p2:ind p2:left="240" p2:hanging="180"/>
       </p2:pPr>
       <p2:rPr>
         <p2:rFonts p2:ascii="Symbol" p2:hAnsi="Symbol"/>
@@ -1773,7 +1773,7 @@
       <p2:lvlText p2:val="o"/>
       <p2:lvlJc p2:val="left"/>
       <p2:pPr>
-        <p2:ind p2:left="1440" p2:hanging="360"/>
+        <p2:ind p2:left="480" p2:hanging="180"/>
       </p2:pPr>
       <p2:rPr>
         <p2:rFonts p2:ascii="Courier New" p2:hAnsi="Courier New"/>
@@ -1785,7 +1785,7 @@
       <p2:lvlText p2:val=""/>
       <p2:lvlJc p2:val="left"/>
       <p2:pPr>
-        <p2:ind p2:left="2160" p2:hanging="360"/>
+        <p2:ind p2:left="720" p2:hanging="180"/>
       </p2:pPr>
       <p2:rPr>
         <p2:rFonts p2:ascii="Wingdings" p2:hAnsi="Wingdings"/>
@@ -1797,7 +1797,7 @@
       <p2:lvlText p2:val=""/>
       <p2:lvlJc p2:val="left"/>
       <p2:pPr>
-        <p2:ind p2:left="2880" p2:hanging="360"/>
+        <p2:ind p2:left="960" p2:hanging="180"/>
       </p2:pPr>
       <p2:rPr>
         <p2:rFonts p2:ascii="Symbol" p2:hAnsi="Symbol"/>
@@ -1809,7 +1809,7 @@
       <p2:lvlText p2:val="o"/>
       <p2:lvlJc p2:val="left"/>
       <p2:pPr>
-        <p2:ind p2:left="3600" p2:hanging="360"/>
+        <p2:ind p2:left="1200" p2:hanging="180"/>
       </p2:pPr>
       <p2:rPr>
         <p2:rFonts p2:ascii="Courier New" p2:hAnsi="Courier New"/>
@@ -1821,7 +1821,7 @@
       <p2:lvlText p2:val=""/>
       <p2:lvlJc p2:val="left"/>
       <p2:pPr>
-        <p2:ind p2:left="4320" p2:hanging="360"/>
+        <p2:ind p2:left="1440" p2:hanging="180"/>
       </p2:pPr>
       <p2:rPr>
         <p2:rFonts p2:ascii="Wingdings" p2:hAnsi="Wingdings"/>
@@ -1833,7 +1833,7 @@
       <p2:lvlText p2:val=""/>
       <p2:lvlJc p2:val="left"/>
       <p2:pPr>
-        <p2:ind p2:left="5040" p2:hanging="360"/>
+        <p2:ind p2:left="1680" p2:hanging="180"/>
       </p2:pPr>
       <p2:rPr>
         <p2:rFonts p2:ascii="Symbol" p2:hAnsi="Symbol"/>
@@ -1845,7 +1845,7 @@
       <p2:lvlText p2:val="o"/>
       <p2:lvlJc p2:val="left"/>
       <p2:pPr>
-        <p2:ind p2:left="5760" p2:hanging="360"/>
+        <p2:ind p2:left="1920" p2:hanging="180"/>
       </p2:pPr>
       <p2:rPr>
         <p2:rFonts p2:ascii="Courier New" p2:hAnsi="Courier New"/>
@@ -1857,7 +1857,7 @@
       <p2:lvlText p2:val=""/>
       <p2:lvlJc p2:val="left"/>
       <p2:pPr>
-        <p2:ind p2:left="6480" p2:hanging="360"/>
+        <p2:ind p2:left="2160" p2:hanging="180"/>
       </p2:pPr>
       <p2:rPr>
         <p2:rFonts p2:ascii="Wingdings" p2:hAnsi="Wingdings"/>
@@ -1872,7 +1872,7 @@
       <p2:lvlText p2:val="%1."/>
       <p2:lvlJc p2:val="left"/>
       <p2:pPr>
-        <p2:ind p2:left="720" p2:hanging="360"/>
+        <p2:ind p2:left="240" p2:hanging="180"/>
       </p2:pPr>
     </p2:lvl>
     <p2:lvl p2:ilvl="1">
@@ -1881,7 +1881,7 @@
       <p2:lvlText p2:val="%2."/>
       <p2:lvlJc p2:val="left"/>
       <p2:pPr>
-        <p2:ind p2:left="1440" p2:hanging="360"/>
+        <p2:ind p2:left="480" p2:hanging="180"/>
       </p2:pPr>
     </p2:lvl>
     <p2:lvl p2:ilvl="2">
@@ -1890,7 +1890,7 @@
       <p2:lvlText p2:val="%3."/>
       <p2:lvlJc p2:val="left"/>
       <p2:pPr>
-        <p2:ind p2:left="2160" p2:hanging="360"/>
+        <p2:ind p2:left="720" p2:hanging="180"/>
       </p2:pPr>
     </p2:lvl>
     <p2:lvl p2:ilvl="3">
@@ -1899,7 +1899,7 @@
       <p2:lvlText p2:val="%4."/>
       <p2:lvlJc p2:val="left"/>
       <p2:pPr>
-        <p2:ind p2:left="2880" p2:hanging="360"/>
+        <p2:ind p2:left="960" p2:hanging="180"/>
       </p2:pPr>
     </p2:lvl>
     <p2:lvl p2:ilvl="4">
@@ -1908,7 +1908,7 @@
       <p2:lvlText p2:val="%5."/>
       <p2:lvlJc p2:val="left"/>
       <p2:pPr>
-        <p2:ind p2:left="3600" p2:hanging="360"/>
+        <p2:ind p2:left="1200" p2:hanging="180"/>
       </p2:pPr>
     </p2:lvl>
     <p2:lvl p2:ilvl="5">
@@ -1917,7 +1917,7 @@
       <p2:lvlText p2:val="%6."/>
       <p2:lvlJc p2:val="left"/>
       <p2:pPr>
-        <p2:ind p2:left="4320" p2:hanging="360"/>
+        <p2:ind p2:left="1440" p2:hanging="180"/>
       </p2:pPr>
     </p2:lvl>
     <p2:lvl p2:ilvl="6">
@@ -1926,7 +1926,7 @@
       <p2:lvlText p2:val="%7."/>
       <p2:lvlJc p2:val="left"/>
       <p2:pPr>
-        <p2:ind p2:left="5040" p2:hanging="360"/>
+        <p2:ind p2:left="1680" p2:hanging="180"/>
       </p2:pPr>
     </p2:lvl>
     <p2:lvl p2:ilvl="7">
@@ -1935,7 +1935,7 @@
       <p2:lvlText p2:val="%8."/>
       <p2:lvlJc p2:val="left"/>
       <p2:pPr>
-        <p2:ind p2:left="5760" p2:hanging="360"/>
+        <p2:ind p2:left="1920" p2:hanging="180"/>
       </p2:pPr>
     </p2:lvl>
     <p2:lvl p2:ilvl="8">
@@ -1944,7 +1944,7 @@
       <p2:lvlText p2:val="%9."/>
       <p2:lvlJc p2:val="left"/>
       <p2:pPr>
-        <p2:ind p2:left="6480" p2:hanging="360"/>
+        <p2:ind p2:left="2160" p2:hanging="180"/>
       </p2:pPr>
     </p2:lvl>
   </abstractNum>
@@ -1956,7 +1956,7 @@
       <p2:lvlText p2:val="%1."/>
       <p2:lvlJc p2:val="left"/>
       <p2:pPr>
-        <p2:ind p2:left="720" p2:hanging="360"/>
+        <p2:ind p2:left="240" p2:hanging="180"/>
       </p2:pPr>
     </p2:lvl>
     <p2:lvl p2:ilvl="1">
@@ -1965,7 +1965,7 @@
       <p2:lvlText p2:val="%2."/>
       <p2:lvlJc p2:val="left"/>
       <p2:pPr>
-        <p2:ind p2:left="1440" p2:hanging="360"/>
+        <p2:ind p2:left="480" p2:hanging="180"/>
       </p2:pPr>
     </p2:lvl>
     <p2:lvl p2:ilvl="2">
@@ -1974,7 +1974,7 @@
       <p2:lvlText p2:val="%3."/>
       <p2:lvlJc p2:val="left"/>
       <p2:pPr>
-        <p2:ind p2:left="2160" p2:hanging="360"/>
+        <p2:ind p2:left="720" p2:hanging="180"/>
       </p2:pPr>
     </p2:lvl>
     <p2:lvl p2:ilvl="3">
@@ -1983,7 +1983,7 @@
       <p2:lvlText p2:val="%4."/>
       <p2:lvlJc p2:val="left"/>
       <p2:pPr>
-        <p2:ind p2:left="2880" p2:hanging="360"/>
+        <p2:ind p2:left="960" p2:hanging="180"/>
       </p2:pPr>
     </p2:lvl>
     <p2:lvl p2:ilvl="4">
@@ -1992,7 +1992,7 @@
       <p2:lvlText p2:val="%5."/>
       <p2:lvlJc p2:val="left"/>
       <p2:pPr>
-        <p2:ind p2:left="3600" p2:hanging="360"/>
+        <p2:ind p2:left="1200" p2:hanging="180"/>
       </p2:pPr>
     </p2:lvl>
     <p2:lvl p2:ilvl="5">
@@ -2001,7 +2001,7 @@
       <p2:lvlText p2:val="%6."/>
       <p2:lvlJc p2:val="left"/>
       <p2:pPr>
-        <p2:ind p2:left="4320" p2:hanging="360"/>
+        <p2:ind p2:left="1440" p2:hanging="180"/>
       </p2:pPr>
     </p2:lvl>
     <p2:lvl p2:ilvl="6">
@@ -2010,7 +2010,7 @@
       <p2:lvlText p2:val="%7."/>
       <p2:lvlJc p2:val="left"/>
       <p2:pPr>
-        <p2:ind p2:left="5040" p2:hanging="360"/>
+        <p2:ind p2:left="1680" p2:hanging="180"/>
       </p2:pPr>
     </p2:lvl>
     <p2:lvl p2:ilvl="7">
@@ -2019,7 +2019,7 @@
       <p2:lvlText p2:val="%8."/>
       <p2:lvlJc p2:val="left"/>
       <p2:pPr>
-        <p2:ind p2:left="5760" p2:hanging="360"/>
+        <p2:ind p2:left="1920" p2:hanging="180"/>
       </p2:pPr>
     </p2:lvl>
     <p2:lvl p2:ilvl="8">
@@ -2028,7 +2028,7 @@
       <p2:lvlText p2:val="%9."/>
       <p2:lvlJc p2:val="left"/>
       <p2:pPr>
-        <p2:ind p2:left="6480" p2:hanging="360"/>
+        <p2:ind p2:left="2160" p2:hanging="180"/>
       </p2:pPr>
     </p2:lvl>
   </abstractNum>
@@ -2040,7 +2040,7 @@
       <p2:lvlText p2:val="%1."/>
       <p2:lvlJc p2:val="left"/>
       <p2:pPr>
-        <p2:ind p2:left="720" p2:hanging="360"/>
+        <p2:ind p2:left="240" p2:hanging="180"/>
       </p2:pPr>
     </p2:lvl>
     <p2:lvl p2:ilvl="1">
@@ -2049,7 +2049,7 @@
       <p2:lvlText p2:val="%2."/>
       <p2:lvlJc p2:val="left"/>
       <p2:pPr>
-        <p2:ind p2:left="1440" p2:hanging="360"/>
+        <p2:ind p2:left="480" p2:hanging="180"/>
       </p2:pPr>
     </p2:lvl>
     <p2:lvl p2:ilvl="2">
@@ -2058,7 +2058,7 @@
       <p2:lvlText p2:val="%3."/>
       <p2:lvlJc p2:val="left"/>
       <p2:pPr>
-        <p2:ind p2:left="2160" p2:hanging="360"/>
+        <p2:ind p2:left="720" p2:hanging="180"/>
       </p2:pPr>
     </p2:lvl>
     <p2:lvl p2:ilvl="3">
@@ -2067,7 +2067,7 @@
       <p2:lvlText p2:val="%4."/>
       <p2:lvlJc p2:val="left"/>
       <p2:pPr>
-        <p2:ind p2:left="2880" p2:hanging="360"/>
+        <p2:ind p2:left="960" p2:hanging="180"/>
       </p2:pPr>
     </p2:lvl>
     <p2:lvl p2:ilvl="4">
@@ -2076,7 +2076,7 @@
       <p2:lvlText p2:val="%5."/>
       <p2:lvlJc p2:val="left"/>
       <p2:pPr>
-        <p2:ind p2:left="3600" p2:hanging="360"/>
+        <p2:ind p2:left="1200" p2:hanging="180"/>
       </p2:pPr>
     </p2:lvl>
     <p2:lvl p2:ilvl="5">
@@ -2085,7 +2085,7 @@
       <p2:lvlText p2:val="%6."/>
       <p2:lvlJc p2:val="left"/>
       <p2:pPr>
-        <p2:ind p2:left="4320" p2:hanging="360"/>
+        <p2:ind p2:left="1440" p2:hanging="180"/>
       </p2:pPr>
     </p2:lvl>
     <p2:lvl p2:ilvl="6">
@@ -2094,7 +2094,7 @@
       <p2:lvlText p2:val="%7."/>
       <p2:lvlJc p2:val="left"/>
       <p2:pPr>
-        <p2:ind p2:left="5040" p2:hanging="360"/>
+        <p2:ind p2:left="1680" p2:hanging="180"/>
       </p2:pPr>
     </p2:lvl>
     <p2:lvl p2:ilvl="7">
@@ -2103,7 +2103,7 @@
       <p2:lvlText p2:val="%8."/>
       <p2:lvlJc p2:val="left"/>
       <p2:pPr>
-        <p2:ind p2:left="5760" p2:hanging="360"/>
+        <p2:ind p2:left="1920" p2:hanging="180"/>
       </p2:pPr>
     </p2:lvl>
     <p2:lvl p2:ilvl="8">
@@ -2112,7 +2112,7 @@
       <p2:lvlText p2:val="%9."/>
       <p2:lvlJc p2:val="left"/>
       <p2:pPr>
-        <p2:ind p2:left="6480" p2:hanging="360"/>
+        <p2:ind p2:left="2160" p2:hanging="180"/>
       </p2:pPr>
     </p2:lvl>
   </abstractNum>
@@ -2124,7 +2124,7 @@
       <p2:lvlText p2:val="%1."/>
       <p2:lvlJc p2:val="left"/>
       <p2:pPr>
-        <p2:ind p2:left="720" p2:hanging="360"/>
+        <p2:ind p2:left="240" p2:hanging="180"/>
       </p2:pPr>
     </p2:lvl>
     <p2:lvl p2:ilvl="1">
@@ -2133,7 +2133,7 @@
       <p2:lvlText p2:val="%2."/>
       <p2:lvlJc p2:val="left"/>
       <p2:pPr>
-        <p2:ind p2:left="1440" p2:hanging="360"/>
+        <p2:ind p2:left="480" p2:hanging="180"/>
       </p2:pPr>
     </p2:lvl>
     <p2:lvl p2:ilvl="2">
@@ -2142,7 +2142,7 @@
       <p2:lvlText p2:val="%3."/>
       <p2:lvlJc p2:val="left"/>
       <p2:pPr>
-        <p2:ind p2:left="2160" p2:hanging="360"/>
+        <p2:ind p2:left="720" p2:hanging="180"/>
       </p2:pPr>
     </p2:lvl>
     <p2:lvl p2:ilvl="3">
@@ -2151,7 +2151,7 @@
       <p2:lvlText p2:val="%4."/>
       <p2:lvlJc p2:val="left"/>
       <p2:pPr>
-        <p2:ind p2:left="2880" p2:hanging="360"/>
+        <p2:ind p2:left="960" p2:hanging="180"/>
       </p2:pPr>
     </p2:lvl>
     <p2:lvl p2:ilvl="4">
@@ -2160,7 +2160,7 @@
       <p2:lvlText p2:val="%5."/>
       <p2:lvlJc p2:val="left"/>
       <p2:pPr>
-        <p2:ind p2:left="3600" p2:hanging="360"/>
+        <p2:ind p2:left="1200" p2:hanging="180"/>
       </p2:pPr>
     </p2:lvl>
     <p2:lvl p2:ilvl="5">
@@ -2169,7 +2169,7 @@
       <p2:lvlText p2:val="%6."/>
       <p2:lvlJc p2:val="left"/>
       <p2:pPr>
-        <p2:ind p2:left="4320" p2:hanging="360"/>
+        <p2:ind p2:left="1440" p2:hanging="180"/>
       </p2:pPr>
     </p2:lvl>
     <p2:lvl p2:ilvl="6">
@@ -2178,7 +2178,7 @@
       <p2:lvlText p2:val="%7."/>
       <p2:lvlJc p2:val="left"/>
       <p2:pPr>
-        <p2:ind p2:left="5040" p2:hanging="360"/>
+        <p2:ind p2:left="1680" p2:hanging="180"/>
       </p2:pPr>
     </p2:lvl>
     <p2:lvl p2:ilvl="7">
@@ -2187,7 +2187,7 @@
       <p2:lvlText p2:val="%8."/>
       <p2:lvlJc p2:val="left"/>
       <p2:pPr>
-        <p2:ind p2:left="5760" p2:hanging="360"/>
+        <p2:ind p2:left="1920" p2:hanging="180"/>
       </p2:pPr>
     </p2:lvl>
     <p2:lvl p2:ilvl="8">
@@ -2196,7 +2196,7 @@
       <p2:lvlText p2:val="%9."/>
       <p2:lvlJc p2:val="left"/>
       <p2:pPr>
-        <p2:ind p2:left="6480" p2:hanging="360"/>
+        <p2:ind p2:left="2160" p2:hanging="180"/>
       </p2:pPr>
     </p2:lvl>
   </abstractNum>
@@ -2208,7 +2208,7 @@
       <p2:lvlText p2:val="%1."/>
       <p2:lvlJc p2:val="left"/>
       <p2:pPr>
-        <p2:ind p2:left="720" p2:hanging="360"/>
+        <p2:ind p2:left="240" p2:hanging="180"/>
       </p2:pPr>
     </p2:lvl>
     <p2:lvl p2:ilvl="1">
@@ -2217,7 +2217,7 @@
       <p2:lvlText p2:val="%2."/>
       <p2:lvlJc p2:val="left"/>
       <p2:pPr>
-        <p2:ind p2:left="1440" p2:hanging="360"/>
+        <p2:ind p2:left="480" p2:hanging="180"/>
       </p2:pPr>
     </p2:lvl>
     <p2:lvl p2:ilvl="2">
@@ -2226,7 +2226,7 @@
       <p2:lvlText p2:val="%3."/>
       <p2:lvlJc p2:val="left"/>
       <p2:pPr>
-        <p2:ind p2:left="2160" p2:hanging="360"/>
+        <p2:ind p2:left="720" p2:hanging="180"/>
       </p2:pPr>
     </p2:lvl>
     <p2:lvl p2:ilvl="3">
@@ -2235,7 +2235,7 @@
       <p2:lvlText p2:val="%4."/>
       <p2:lvlJc p2:val="left"/>
       <p2:pPr>
-        <p2:ind p2:left="2880" p2:hanging="360"/>
+        <p2:ind p2:left="960" p2:hanging="180"/>
       </p2:pPr>
     </p2:lvl>
     <p2:lvl p2:ilvl="4">
@@ -2244,7 +2244,7 @@
       <p2:lvlText p2:val="%5."/>
       <p2:lvlJc p2:val="left"/>
       <p2:pPr>
-        <p2:ind p2:left="3600" p2:hanging="360"/>
+        <p2:ind p2:left="1200" p2:hanging="180"/>
       </p2:pPr>
     </p2:lvl>
     <p2:lvl p2:ilvl="5">
@@ -2253,7 +2253,7 @@
       <p2:lvlText p2:val="%6."/>
       <p2:lvlJc p2:val="left"/>
       <p2:pPr>
-        <p2:ind p2:left="4320" p2:hanging="360"/>
+        <p2:ind p2:left="1440" p2:hanging="180"/>
       </p2:pPr>
     </p2:lvl>
     <p2:lvl p2:ilvl="6">
@@ -2262,7 +2262,7 @@
       <p2:lvlText p2:val="%7."/>
       <p2:lvlJc p2:val="left"/>
       <p2:pPr>
-        <p2:ind p2:left="5040" p2:hanging="360"/>
+        <p2:ind p2:left="1680" p2:hanging="180"/>
       </p2:pPr>
     </p2:lvl>
     <p2:lvl p2:ilvl="7">
@@ -2271,7 +2271,7 @@
       <p2:lvlText p2:val="%8."/>
       <p2:lvlJc p2:val="left"/>
       <p2:pPr>
-        <p2:ind p2:left="5760" p2:hanging="360"/>
+        <p2:ind p2:left="1920" p2:hanging="180"/>
       </p2:pPr>
     </p2:lvl>
     <p2:lvl p2:ilvl="8">
@@ -2280,7 +2280,7 @@
       <p2:lvlText p2:val="%9."/>
       <p2:lvlJc p2:val="left"/>
       <p2:pPr>
-        <p2:ind p2:left="6480" p2:hanging="360"/>
+        <p2:ind p2:left="2160" p2:hanging="180"/>
       </p2:pPr>
     </p2:lvl>
   </abstractNum>
@@ -2292,7 +2292,7 @@
       <p2:lvlText p2:val="%1."/>
       <p2:lvlJc p2:val="left"/>
       <p2:pPr>
-        <p2:ind p2:left="720" p2:hanging="360"/>
+        <p2:ind p2:left="240" p2:hanging="180"/>
       </p2:pPr>
     </p2:lvl>
     <p2:lvl p2:ilvl="1">
@@ -2301,7 +2301,7 @@
       <p2:lvlText p2:val="%2."/>
       <p2:lvlJc p2:val="left"/>
       <p2:pPr>
-        <p2:ind p2:left="1440" p2:hanging="360"/>
+        <p2:ind p2:left="480" p2:hanging="180"/>
       </p2:pPr>
     </p2:lvl>
     <p2:lvl p2:ilvl="2">
@@ -2310,7 +2310,7 @@
       <p2:lvlText p2:val="%3."/>
       <p2:lvlJc p2:val="left"/>
       <p2:pPr>
-        <p2:ind p2:left="2160" p2:hanging="360"/>
+        <p2:ind p2:left="720" p2:hanging="180"/>
       </p2:pPr>
     </p2:lvl>
     <p2:lvl p2:ilvl="3">
@@ -2319,7 +2319,7 @@
       <p2:lvlText p2:val="%4."/>
       <p2:lvlJc p2:val="left"/>
       <p2:pPr>
-        <p2:ind p2:left="2880" p2:hanging="360"/>
+        <p2:ind p2:left="960" p2:hanging="180"/>
       </p2:pPr>
     </p2:lvl>
     <p2:lvl p2:ilvl="4">
@@ -2328,7 +2328,7 @@
       <p2:lvlText p2:val="%5."/>
       <p2:lvlJc p2:val="left"/>
       <p2:pPr>
-        <p2:ind p2:left="3600" p2:hanging="360"/>
+        <p2:ind p2:left="1200" p2:hanging="180"/>
       </p2:pPr>
     </p2:lvl>
     <p2:lvl p2:ilvl="5">
@@ -2337,7 +2337,7 @@
       <p2:lvlText p2:val="%6."/>
       <p2:lvlJc p2:val="left"/>
       <p2:pPr>
-        <p2:ind p2:left="4320" p2:hanging="360"/>
+        <p2:ind p2:left="1440" p2:hanging="180"/>
       </p2:pPr>
     </p2:lvl>
     <p2:lvl p2:ilvl="6">
@@ -2346,7 +2346,7 @@
       <p2:lvlText p2:val="%7."/>
       <p2:lvlJc p2:val="left"/>
       <p2:pPr>
-        <p2:ind p2:left="5040" p2:hanging="360"/>
+        <p2:ind p2:left="1680" p2:hanging="180"/>
       </p2:pPr>
     </p2:lvl>
     <p2:lvl p2:ilvl="7">
@@ -2355,7 +2355,7 @@
       <p2:lvlText p2:val="%8."/>
       <p2:lvlJc p2:val="left"/>
       <p2:pPr>
-        <p2:ind p2:left="5760" p2:hanging="360"/>
+        <p2:ind p2:left="1920" p2:hanging="180"/>
       </p2:pPr>
     </p2:lvl>
     <p2:lvl p2:ilvl="8">
@@ -2364,7 +2364,7 @@
       <p2:lvlText p2:val="%9."/>
       <p2:lvlJc p2:val="left"/>
       <p2:pPr>
-        <p2:ind p2:left="6480" p2:hanging="360"/>
+        <p2:ind p2:left="2160" p2:hanging="180"/>
       </p2:pPr>
     </p2:lvl>
   </abstractNum>
@@ -2376,7 +2376,7 @@
       <p2:lvlText p2:val="%1."/>
       <p2:lvlJc p2:val="left"/>
       <p2:pPr>
-        <p2:ind p2:left="720" p2:hanging="360"/>
+        <p2:ind p2:left="240" p2:hanging="180"/>
       </p2:pPr>
     </p2:lvl>
     <p2:lvl p2:ilvl="1">
@@ -2385,7 +2385,7 @@
       <p2:lvlText p2:val="%2."/>
       <p2:lvlJc p2:val="left"/>
       <p2:pPr>
-        <p2:ind p2:left="1440" p2:hanging="360"/>
+        <p2:ind p2:left="480" p2:hanging="180"/>
       </p2:pPr>
     </p2:lvl>
     <p2:lvl p2:ilvl="2">
@@ -2394,7 +2394,7 @@
       <p2:lvlText p2:val="%3."/>
       <p2:lvlJc p2:val="left"/>
       <p2:pPr>
-        <p2:ind p2:left="2160" p2:hanging="360"/>
+        <p2:ind p2:left="720" p2:hanging="180"/>
       </p2:pPr>
     </p2:lvl>
     <p2:lvl p2:ilvl="3">
@@ -2403,7 +2403,7 @@
       <p2:lvlText p2:val="%4."/>
       <p2:lvlJc p2:val="left"/>
       <p2:pPr>
-        <p2:ind p2:left="2880" p2:hanging="360"/>
+        <p2:ind p2:left="960" p2:hanging="180"/>
       </p2:pPr>
     </p2:lvl>
     <p2:lvl p2:ilvl="4">
@@ -2412,7 +2412,7 @@
       <p2:lvlText p2:val="%5."/>
       <p2:lvlJc p2:val="left"/>
       <p2:pPr>
-        <p2:ind p2:left="3600" p2:hanging="360"/>
+        <p2:ind p2:left="1200" p2:hanging="180"/>
       </p2:pPr>
     </p2:lvl>
     <p2:lvl p2:ilvl="5">
@@ -2421,7 +2421,7 @@
       <p2:lvlText p2:val="%6."/>
       <p2:lvlJc p2:val="left"/>
       <p2:pPr>
-        <p2:ind p2:left="4320" p2:hanging="360"/>
+        <p2:ind p2:left="1440" p2:hanging="180"/>
       </p2:pPr>
     </p2:lvl>
     <p2:lvl p2:ilvl="6">
@@ -2430,7 +2430,7 @@
       <p2:lvlText p2:val="%7."/>
       <p2:lvlJc p2:val="left"/>
       <p2:pPr>
-        <p2:ind p2:left="5040" p2:hanging="360"/>
+        <p2:ind p2:left="1680" p2:hanging="180"/>
       </p2:pPr>
     </p2:lvl>
     <p2:lvl p2:ilvl="7">
@@ -2439,7 +2439,7 @@
       <p2:lvlText p2:val="%8."/>
       <p2:lvlJc p2:val="left"/>
       <p2:pPr>
-        <p2:ind p2:left="5760" p2:hanging="360"/>
+        <p2:ind p2:left="1920" p2:hanging="180"/>
       </p2:pPr>
     </p2:lvl>
     <p2:lvl p2:ilvl="8">
@@ -2448,7 +2448,7 @@
       <p2:lvlText p2:val="%9."/>
       <p2:lvlJc p2:val="left"/>
       <p2:pPr>
-        <p2:ind p2:left="6480" p2:hanging="360"/>
+        <p2:ind p2:left="2160" p2:hanging="180"/>
       </p2:pPr>
     </p2:lvl>
   </abstractNum>

--- a/src/OpenXmlHtml.Tests/WordNestedComboTests.NestedCombinations.DotNet.verified.docx
+++ b/src/OpenXmlHtml.Tests/WordNestedComboTests.NestedCombinations.DotNet.verified.docx
@@ -1761,7 +1761,7 @@
       <p2:lvlText p2:val=""/>
       <p2:lvlJc p2:val="left"/>
       <p2:pPr>
-        <p2:ind p2:left="240" p2:hanging="180"/>
+        <p2:ind p2:left="480" p2:hanging="240"/>
       </p2:pPr>
       <p2:rPr>
         <p2:rFonts p2:ascii="Symbol" p2:hAnsi="Symbol"/>
@@ -1773,7 +1773,7 @@
       <p2:lvlText p2:val="o"/>
       <p2:lvlJc p2:val="left"/>
       <p2:pPr>
-        <p2:ind p2:left="480" p2:hanging="180"/>
+        <p2:ind p2:left="960" p2:hanging="240"/>
       </p2:pPr>
       <p2:rPr>
         <p2:rFonts p2:ascii="Courier New" p2:hAnsi="Courier New"/>
@@ -1785,7 +1785,7 @@
       <p2:lvlText p2:val=""/>
       <p2:lvlJc p2:val="left"/>
       <p2:pPr>
-        <p2:ind p2:left="720" p2:hanging="180"/>
+        <p2:ind p2:left="1440" p2:hanging="240"/>
       </p2:pPr>
       <p2:rPr>
         <p2:rFonts p2:ascii="Wingdings" p2:hAnsi="Wingdings"/>
@@ -1797,7 +1797,7 @@
       <p2:lvlText p2:val=""/>
       <p2:lvlJc p2:val="left"/>
       <p2:pPr>
-        <p2:ind p2:left="960" p2:hanging="180"/>
+        <p2:ind p2:left="1920" p2:hanging="240"/>
       </p2:pPr>
       <p2:rPr>
         <p2:rFonts p2:ascii="Symbol" p2:hAnsi="Symbol"/>
@@ -1809,7 +1809,7 @@
       <p2:lvlText p2:val="o"/>
       <p2:lvlJc p2:val="left"/>
       <p2:pPr>
-        <p2:ind p2:left="1200" p2:hanging="180"/>
+        <p2:ind p2:left="2400" p2:hanging="240"/>
       </p2:pPr>
       <p2:rPr>
         <p2:rFonts p2:ascii="Courier New" p2:hAnsi="Courier New"/>
@@ -1821,7 +1821,7 @@
       <p2:lvlText p2:val=""/>
       <p2:lvlJc p2:val="left"/>
       <p2:pPr>
-        <p2:ind p2:left="1440" p2:hanging="180"/>
+        <p2:ind p2:left="2880" p2:hanging="240"/>
       </p2:pPr>
       <p2:rPr>
         <p2:rFonts p2:ascii="Wingdings" p2:hAnsi="Wingdings"/>
@@ -1833,7 +1833,7 @@
       <p2:lvlText p2:val=""/>
       <p2:lvlJc p2:val="left"/>
       <p2:pPr>
-        <p2:ind p2:left="1680" p2:hanging="180"/>
+        <p2:ind p2:left="3360" p2:hanging="240"/>
       </p2:pPr>
       <p2:rPr>
         <p2:rFonts p2:ascii="Symbol" p2:hAnsi="Symbol"/>
@@ -1845,7 +1845,7 @@
       <p2:lvlText p2:val="o"/>
       <p2:lvlJc p2:val="left"/>
       <p2:pPr>
-        <p2:ind p2:left="1920" p2:hanging="180"/>
+        <p2:ind p2:left="3840" p2:hanging="240"/>
       </p2:pPr>
       <p2:rPr>
         <p2:rFonts p2:ascii="Courier New" p2:hAnsi="Courier New"/>
@@ -1857,7 +1857,7 @@
       <p2:lvlText p2:val=""/>
       <p2:lvlJc p2:val="left"/>
       <p2:pPr>
-        <p2:ind p2:left="2160" p2:hanging="180"/>
+        <p2:ind p2:left="4320" p2:hanging="240"/>
       </p2:pPr>
       <p2:rPr>
         <p2:rFonts p2:ascii="Wingdings" p2:hAnsi="Wingdings"/>
@@ -1872,7 +1872,7 @@
       <p2:lvlText p2:val="%1."/>
       <p2:lvlJc p2:val="left"/>
       <p2:pPr>
-        <p2:ind p2:left="240" p2:hanging="180"/>
+        <p2:ind p2:left="480" p2:hanging="240"/>
       </p2:pPr>
     </p2:lvl>
     <p2:lvl p2:ilvl="1">
@@ -1881,7 +1881,7 @@
       <p2:lvlText p2:val="%2."/>
       <p2:lvlJc p2:val="left"/>
       <p2:pPr>
-        <p2:ind p2:left="480" p2:hanging="180"/>
+        <p2:ind p2:left="960" p2:hanging="240"/>
       </p2:pPr>
     </p2:lvl>
     <p2:lvl p2:ilvl="2">
@@ -1890,7 +1890,7 @@
       <p2:lvlText p2:val="%3."/>
       <p2:lvlJc p2:val="left"/>
       <p2:pPr>
-        <p2:ind p2:left="720" p2:hanging="180"/>
+        <p2:ind p2:left="1440" p2:hanging="240"/>
       </p2:pPr>
     </p2:lvl>
     <p2:lvl p2:ilvl="3">
@@ -1899,7 +1899,7 @@
       <p2:lvlText p2:val="%4."/>
       <p2:lvlJc p2:val="left"/>
       <p2:pPr>
-        <p2:ind p2:left="960" p2:hanging="180"/>
+        <p2:ind p2:left="1920" p2:hanging="240"/>
       </p2:pPr>
     </p2:lvl>
     <p2:lvl p2:ilvl="4">
@@ -1908,7 +1908,7 @@
       <p2:lvlText p2:val="%5."/>
       <p2:lvlJc p2:val="left"/>
       <p2:pPr>
-        <p2:ind p2:left="1200" p2:hanging="180"/>
+        <p2:ind p2:left="2400" p2:hanging="240"/>
       </p2:pPr>
     </p2:lvl>
     <p2:lvl p2:ilvl="5">
@@ -1917,7 +1917,7 @@
       <p2:lvlText p2:val="%6."/>
       <p2:lvlJc p2:val="left"/>
       <p2:pPr>
-        <p2:ind p2:left="1440" p2:hanging="180"/>
+        <p2:ind p2:left="2880" p2:hanging="240"/>
       </p2:pPr>
     </p2:lvl>
     <p2:lvl p2:ilvl="6">
@@ -1926,7 +1926,7 @@
       <p2:lvlText p2:val="%7."/>
       <p2:lvlJc p2:val="left"/>
       <p2:pPr>
-        <p2:ind p2:left="1680" p2:hanging="180"/>
+        <p2:ind p2:left="3360" p2:hanging="240"/>
       </p2:pPr>
     </p2:lvl>
     <p2:lvl p2:ilvl="7">
@@ -1935,7 +1935,7 @@
       <p2:lvlText p2:val="%8."/>
       <p2:lvlJc p2:val="left"/>
       <p2:pPr>
-        <p2:ind p2:left="1920" p2:hanging="180"/>
+        <p2:ind p2:left="3840" p2:hanging="240"/>
       </p2:pPr>
     </p2:lvl>
     <p2:lvl p2:ilvl="8">
@@ -1944,7 +1944,7 @@
       <p2:lvlText p2:val="%9."/>
       <p2:lvlJc p2:val="left"/>
       <p2:pPr>
-        <p2:ind p2:left="2160" p2:hanging="180"/>
+        <p2:ind p2:left="4320" p2:hanging="240"/>
       </p2:pPr>
     </p2:lvl>
   </abstractNum>
@@ -1956,7 +1956,7 @@
       <p2:lvlText p2:val="%1."/>
       <p2:lvlJc p2:val="left"/>
       <p2:pPr>
-        <p2:ind p2:left="240" p2:hanging="180"/>
+        <p2:ind p2:left="480" p2:hanging="240"/>
       </p2:pPr>
     </p2:lvl>
     <p2:lvl p2:ilvl="1">
@@ -1965,7 +1965,7 @@
       <p2:lvlText p2:val="%2."/>
       <p2:lvlJc p2:val="left"/>
       <p2:pPr>
-        <p2:ind p2:left="480" p2:hanging="180"/>
+        <p2:ind p2:left="960" p2:hanging="240"/>
       </p2:pPr>
     </p2:lvl>
     <p2:lvl p2:ilvl="2">
@@ -1974,7 +1974,7 @@
       <p2:lvlText p2:val="%3."/>
       <p2:lvlJc p2:val="left"/>
       <p2:pPr>
-        <p2:ind p2:left="720" p2:hanging="180"/>
+        <p2:ind p2:left="1440" p2:hanging="240"/>
       </p2:pPr>
     </p2:lvl>
     <p2:lvl p2:ilvl="3">
@@ -1983,7 +1983,7 @@
       <p2:lvlText p2:val="%4."/>
       <p2:lvlJc p2:val="left"/>
       <p2:pPr>
-        <p2:ind p2:left="960" p2:hanging="180"/>
+        <p2:ind p2:left="1920" p2:hanging="240"/>
       </p2:pPr>
     </p2:lvl>
     <p2:lvl p2:ilvl="4">
@@ -1992,7 +1992,7 @@
       <p2:lvlText p2:val="%5."/>
       <p2:lvlJc p2:val="left"/>
       <p2:pPr>
-        <p2:ind p2:left="1200" p2:hanging="180"/>
+        <p2:ind p2:left="2400" p2:hanging="240"/>
       </p2:pPr>
     </p2:lvl>
     <p2:lvl p2:ilvl="5">
@@ -2001,7 +2001,7 @@
       <p2:lvlText p2:val="%6."/>
       <p2:lvlJc p2:val="left"/>
       <p2:pPr>
-        <p2:ind p2:left="1440" p2:hanging="180"/>
+        <p2:ind p2:left="2880" p2:hanging="240"/>
       </p2:pPr>
     </p2:lvl>
     <p2:lvl p2:ilvl="6">
@@ -2010,7 +2010,7 @@
       <p2:lvlText p2:val="%7."/>
       <p2:lvlJc p2:val="left"/>
       <p2:pPr>
-        <p2:ind p2:left="1680" p2:hanging="180"/>
+        <p2:ind p2:left="3360" p2:hanging="240"/>
       </p2:pPr>
     </p2:lvl>
     <p2:lvl p2:ilvl="7">
@@ -2019,7 +2019,7 @@
       <p2:lvlText p2:val="%8."/>
       <p2:lvlJc p2:val="left"/>
       <p2:pPr>
-        <p2:ind p2:left="1920" p2:hanging="180"/>
+        <p2:ind p2:left="3840" p2:hanging="240"/>
       </p2:pPr>
     </p2:lvl>
     <p2:lvl p2:ilvl="8">
@@ -2028,7 +2028,7 @@
       <p2:lvlText p2:val="%9."/>
       <p2:lvlJc p2:val="left"/>
       <p2:pPr>
-        <p2:ind p2:left="2160" p2:hanging="180"/>
+        <p2:ind p2:left="4320" p2:hanging="240"/>
       </p2:pPr>
     </p2:lvl>
   </abstractNum>
@@ -2040,7 +2040,7 @@
       <p2:lvlText p2:val="%1."/>
       <p2:lvlJc p2:val="left"/>
       <p2:pPr>
-        <p2:ind p2:left="240" p2:hanging="180"/>
+        <p2:ind p2:left="480" p2:hanging="240"/>
       </p2:pPr>
     </p2:lvl>
     <p2:lvl p2:ilvl="1">
@@ -2049,7 +2049,7 @@
       <p2:lvlText p2:val="%2."/>
       <p2:lvlJc p2:val="left"/>
       <p2:pPr>
-        <p2:ind p2:left="480" p2:hanging="180"/>
+        <p2:ind p2:left="960" p2:hanging="240"/>
       </p2:pPr>
     </p2:lvl>
     <p2:lvl p2:ilvl="2">
@@ -2058,7 +2058,7 @@
       <p2:lvlText p2:val="%3."/>
       <p2:lvlJc p2:val="left"/>
       <p2:pPr>
-        <p2:ind p2:left="720" p2:hanging="180"/>
+        <p2:ind p2:left="1440" p2:hanging="240"/>
       </p2:pPr>
     </p2:lvl>
     <p2:lvl p2:ilvl="3">
@@ -2067,7 +2067,7 @@
       <p2:lvlText p2:val="%4."/>
       <p2:lvlJc p2:val="left"/>
       <p2:pPr>
-        <p2:ind p2:left="960" p2:hanging="180"/>
+        <p2:ind p2:left="1920" p2:hanging="240"/>
       </p2:pPr>
     </p2:lvl>
     <p2:lvl p2:ilvl="4">
@@ -2076,7 +2076,7 @@
       <p2:lvlText p2:val="%5."/>
       <p2:lvlJc p2:val="left"/>
       <p2:pPr>
-        <p2:ind p2:left="1200" p2:hanging="180"/>
+        <p2:ind p2:left="2400" p2:hanging="240"/>
       </p2:pPr>
     </p2:lvl>
     <p2:lvl p2:ilvl="5">
@@ -2085,7 +2085,7 @@
       <p2:lvlText p2:val="%6."/>
       <p2:lvlJc p2:val="left"/>
       <p2:pPr>
-        <p2:ind p2:left="1440" p2:hanging="180"/>
+        <p2:ind p2:left="2880" p2:hanging="240"/>
       </p2:pPr>
     </p2:lvl>
     <p2:lvl p2:ilvl="6">
@@ -2094,7 +2094,7 @@
       <p2:lvlText p2:val="%7."/>
       <p2:lvlJc p2:val="left"/>
       <p2:pPr>
-        <p2:ind p2:left="1680" p2:hanging="180"/>
+        <p2:ind p2:left="3360" p2:hanging="240"/>
       </p2:pPr>
     </p2:lvl>
     <p2:lvl p2:ilvl="7">
@@ -2103,7 +2103,7 @@
       <p2:lvlText p2:val="%8."/>
       <p2:lvlJc p2:val="left"/>
       <p2:pPr>
-        <p2:ind p2:left="1920" p2:hanging="180"/>
+        <p2:ind p2:left="3840" p2:hanging="240"/>
       </p2:pPr>
     </p2:lvl>
     <p2:lvl p2:ilvl="8">
@@ -2112,7 +2112,7 @@
       <p2:lvlText p2:val="%9."/>
       <p2:lvlJc p2:val="left"/>
       <p2:pPr>
-        <p2:ind p2:left="2160" p2:hanging="180"/>
+        <p2:ind p2:left="4320" p2:hanging="240"/>
       </p2:pPr>
     </p2:lvl>
   </abstractNum>
@@ -2124,7 +2124,7 @@
       <p2:lvlText p2:val="%1."/>
       <p2:lvlJc p2:val="left"/>
       <p2:pPr>
-        <p2:ind p2:left="240" p2:hanging="180"/>
+        <p2:ind p2:left="480" p2:hanging="240"/>
       </p2:pPr>
     </p2:lvl>
     <p2:lvl p2:ilvl="1">
@@ -2133,7 +2133,7 @@
       <p2:lvlText p2:val="%2."/>
       <p2:lvlJc p2:val="left"/>
       <p2:pPr>
-        <p2:ind p2:left="480" p2:hanging="180"/>
+        <p2:ind p2:left="960" p2:hanging="240"/>
       </p2:pPr>
     </p2:lvl>
     <p2:lvl p2:ilvl="2">
@@ -2142,7 +2142,7 @@
       <p2:lvlText p2:val="%3."/>
       <p2:lvlJc p2:val="left"/>
       <p2:pPr>
-        <p2:ind p2:left="720" p2:hanging="180"/>
+        <p2:ind p2:left="1440" p2:hanging="240"/>
       </p2:pPr>
     </p2:lvl>
     <p2:lvl p2:ilvl="3">
@@ -2151,7 +2151,7 @@
       <p2:lvlText p2:val="%4."/>
       <p2:lvlJc p2:val="left"/>
       <p2:pPr>
-        <p2:ind p2:left="960" p2:hanging="180"/>
+        <p2:ind p2:left="1920" p2:hanging="240"/>
       </p2:pPr>
     </p2:lvl>
     <p2:lvl p2:ilvl="4">
@@ -2160,7 +2160,7 @@
       <p2:lvlText p2:val="%5."/>
       <p2:lvlJc p2:val="left"/>
       <p2:pPr>
-        <p2:ind p2:left="1200" p2:hanging="180"/>
+        <p2:ind p2:left="2400" p2:hanging="240"/>
       </p2:pPr>
     </p2:lvl>
     <p2:lvl p2:ilvl="5">
@@ -2169,7 +2169,7 @@
       <p2:lvlText p2:val="%6."/>
       <p2:lvlJc p2:val="left"/>
       <p2:pPr>
-        <p2:ind p2:left="1440" p2:hanging="180"/>
+        <p2:ind p2:left="2880" p2:hanging="240"/>
       </p2:pPr>
     </p2:lvl>
     <p2:lvl p2:ilvl="6">
@@ -2178,7 +2178,7 @@
       <p2:lvlText p2:val="%7."/>
       <p2:lvlJc p2:val="left"/>
       <p2:pPr>
-        <p2:ind p2:left="1680" p2:hanging="180"/>
+        <p2:ind p2:left="3360" p2:hanging="240"/>
       </p2:pPr>
     </p2:lvl>
     <p2:lvl p2:ilvl="7">
@@ -2187,7 +2187,7 @@
       <p2:lvlText p2:val="%8."/>
       <p2:lvlJc p2:val="left"/>
       <p2:pPr>
-        <p2:ind p2:left="1920" p2:hanging="180"/>
+        <p2:ind p2:left="3840" p2:hanging="240"/>
       </p2:pPr>
     </p2:lvl>
     <p2:lvl p2:ilvl="8">
@@ -2196,7 +2196,7 @@
       <p2:lvlText p2:val="%9."/>
       <p2:lvlJc p2:val="left"/>
       <p2:pPr>
-        <p2:ind p2:left="2160" p2:hanging="180"/>
+        <p2:ind p2:left="4320" p2:hanging="240"/>
       </p2:pPr>
     </p2:lvl>
   </abstractNum>
@@ -2208,7 +2208,7 @@
       <p2:lvlText p2:val="%1."/>
       <p2:lvlJc p2:val="left"/>
       <p2:pPr>
-        <p2:ind p2:left="240" p2:hanging="180"/>
+        <p2:ind p2:left="480" p2:hanging="240"/>
       </p2:pPr>
     </p2:lvl>
     <p2:lvl p2:ilvl="1">
@@ -2217,7 +2217,7 @@
       <p2:lvlText p2:val="%2."/>
       <p2:lvlJc p2:val="left"/>
       <p2:pPr>
-        <p2:ind p2:left="480" p2:hanging="180"/>
+        <p2:ind p2:left="960" p2:hanging="240"/>
       </p2:pPr>
     </p2:lvl>
     <p2:lvl p2:ilvl="2">
@@ -2226,7 +2226,7 @@
       <p2:lvlText p2:val="%3."/>
       <p2:lvlJc p2:val="left"/>
       <p2:pPr>
-        <p2:ind p2:left="720" p2:hanging="180"/>
+        <p2:ind p2:left="1440" p2:hanging="240"/>
       </p2:pPr>
     </p2:lvl>
     <p2:lvl p2:ilvl="3">
@@ -2235,7 +2235,7 @@
       <p2:lvlText p2:val="%4."/>
       <p2:lvlJc p2:val="left"/>
       <p2:pPr>
-        <p2:ind p2:left="960" p2:hanging="180"/>
+        <p2:ind p2:left="1920" p2:hanging="240"/>
       </p2:pPr>
     </p2:lvl>
     <p2:lvl p2:ilvl="4">
@@ -2244,7 +2244,7 @@
       <p2:lvlText p2:val="%5."/>
       <p2:lvlJc p2:val="left"/>
       <p2:pPr>
-        <p2:ind p2:left="1200" p2:hanging="180"/>
+        <p2:ind p2:left="2400" p2:hanging="240"/>
       </p2:pPr>
     </p2:lvl>
     <p2:lvl p2:ilvl="5">
@@ -2253,7 +2253,7 @@
       <p2:lvlText p2:val="%6."/>
       <p2:lvlJc p2:val="left"/>
       <p2:pPr>
-        <p2:ind p2:left="1440" p2:hanging="180"/>
+        <p2:ind p2:left="2880" p2:hanging="240"/>
       </p2:pPr>
     </p2:lvl>
     <p2:lvl p2:ilvl="6">
@@ -2262,7 +2262,7 @@
       <p2:lvlText p2:val="%7."/>
       <p2:lvlJc p2:val="left"/>
       <p2:pPr>
-        <p2:ind p2:left="1680" p2:hanging="180"/>
+        <p2:ind p2:left="3360" p2:hanging="240"/>
       </p2:pPr>
     </p2:lvl>
     <p2:lvl p2:ilvl="7">
@@ -2271,7 +2271,7 @@
       <p2:lvlText p2:val="%8."/>
       <p2:lvlJc p2:val="left"/>
       <p2:pPr>
-        <p2:ind p2:left="1920" p2:hanging="180"/>
+        <p2:ind p2:left="3840" p2:hanging="240"/>
       </p2:pPr>
     </p2:lvl>
     <p2:lvl p2:ilvl="8">
@@ -2280,7 +2280,7 @@
       <p2:lvlText p2:val="%9."/>
       <p2:lvlJc p2:val="left"/>
       <p2:pPr>
-        <p2:ind p2:left="2160" p2:hanging="180"/>
+        <p2:ind p2:left="4320" p2:hanging="240"/>
       </p2:pPr>
     </p2:lvl>
   </abstractNum>
@@ -2292,7 +2292,7 @@
       <p2:lvlText p2:val="%1."/>
       <p2:lvlJc p2:val="left"/>
       <p2:pPr>
-        <p2:ind p2:left="240" p2:hanging="180"/>
+        <p2:ind p2:left="480" p2:hanging="240"/>
       </p2:pPr>
     </p2:lvl>
     <p2:lvl p2:ilvl="1">
@@ -2301,7 +2301,7 @@
       <p2:lvlText p2:val="%2."/>
       <p2:lvlJc p2:val="left"/>
       <p2:pPr>
-        <p2:ind p2:left="480" p2:hanging="180"/>
+        <p2:ind p2:left="960" p2:hanging="240"/>
       </p2:pPr>
     </p2:lvl>
     <p2:lvl p2:ilvl="2">
@@ -2310,7 +2310,7 @@
       <p2:lvlText p2:val="%3."/>
       <p2:lvlJc p2:val="left"/>
       <p2:pPr>
-        <p2:ind p2:left="720" p2:hanging="180"/>
+        <p2:ind p2:left="1440" p2:hanging="240"/>
       </p2:pPr>
     </p2:lvl>
     <p2:lvl p2:ilvl="3">
@@ -2319,7 +2319,7 @@
       <p2:lvlText p2:val="%4."/>
       <p2:lvlJc p2:val="left"/>
       <p2:pPr>
-        <p2:ind p2:left="960" p2:hanging="180"/>
+        <p2:ind p2:left="1920" p2:hanging="240"/>
       </p2:pPr>
     </p2:lvl>
     <p2:lvl p2:ilvl="4">
@@ -2328,7 +2328,7 @@
       <p2:lvlText p2:val="%5."/>
       <p2:lvlJc p2:val="left"/>
       <p2:pPr>
-        <p2:ind p2:left="1200" p2:hanging="180"/>
+        <p2:ind p2:left="2400" p2:hanging="240"/>
       </p2:pPr>
     </p2:lvl>
     <p2:lvl p2:ilvl="5">
@@ -2337,7 +2337,7 @@
       <p2:lvlText p2:val="%6."/>
       <p2:lvlJc p2:val="left"/>
       <p2:pPr>
-        <p2:ind p2:left="1440" p2:hanging="180"/>
+        <p2:ind p2:left="2880" p2:hanging="240"/>
       </p2:pPr>
     </p2:lvl>
     <p2:lvl p2:ilvl="6">
@@ -2346,7 +2346,7 @@
       <p2:lvlText p2:val="%7."/>
       <p2:lvlJc p2:val="left"/>
       <p2:pPr>
-        <p2:ind p2:left="1680" p2:hanging="180"/>
+        <p2:ind p2:left="3360" p2:hanging="240"/>
       </p2:pPr>
     </p2:lvl>
     <p2:lvl p2:ilvl="7">
@@ -2355,7 +2355,7 @@
       <p2:lvlText p2:val="%8."/>
       <p2:lvlJc p2:val="left"/>
       <p2:pPr>
-        <p2:ind p2:left="1920" p2:hanging="180"/>
+        <p2:ind p2:left="3840" p2:hanging="240"/>
       </p2:pPr>
     </p2:lvl>
     <p2:lvl p2:ilvl="8">
@@ -2364,7 +2364,7 @@
       <p2:lvlText p2:val="%9."/>
       <p2:lvlJc p2:val="left"/>
       <p2:pPr>
-        <p2:ind p2:left="2160" p2:hanging="180"/>
+        <p2:ind p2:left="4320" p2:hanging="240"/>
       </p2:pPr>
     </p2:lvl>
   </abstractNum>
@@ -2376,7 +2376,7 @@
       <p2:lvlText p2:val="%1."/>
       <p2:lvlJc p2:val="left"/>
       <p2:pPr>
-        <p2:ind p2:left="240" p2:hanging="180"/>
+        <p2:ind p2:left="480" p2:hanging="240"/>
       </p2:pPr>
     </p2:lvl>
     <p2:lvl p2:ilvl="1">
@@ -2385,7 +2385,7 @@
       <p2:lvlText p2:val="%2."/>
       <p2:lvlJc p2:val="left"/>
       <p2:pPr>
-        <p2:ind p2:left="480" p2:hanging="180"/>
+        <p2:ind p2:left="960" p2:hanging="240"/>
       </p2:pPr>
     </p2:lvl>
     <p2:lvl p2:ilvl="2">
@@ -2394,7 +2394,7 @@
       <p2:lvlText p2:val="%3."/>
       <p2:lvlJc p2:val="left"/>
       <p2:pPr>
-        <p2:ind p2:left="720" p2:hanging="180"/>
+        <p2:ind p2:left="1440" p2:hanging="240"/>
       </p2:pPr>
     </p2:lvl>
     <p2:lvl p2:ilvl="3">
@@ -2403,7 +2403,7 @@
       <p2:lvlText p2:val="%4."/>
       <p2:lvlJc p2:val="left"/>
       <p2:pPr>
-        <p2:ind p2:left="960" p2:hanging="180"/>
+        <p2:ind p2:left="1920" p2:hanging="240"/>
       </p2:pPr>
     </p2:lvl>
     <p2:lvl p2:ilvl="4">
@@ -2412,7 +2412,7 @@
       <p2:lvlText p2:val="%5."/>
       <p2:lvlJc p2:val="left"/>
       <p2:pPr>
-        <p2:ind p2:left="1200" p2:hanging="180"/>
+        <p2:ind p2:left="2400" p2:hanging="240"/>
       </p2:pPr>
     </p2:lvl>
     <p2:lvl p2:ilvl="5">
@@ -2421,7 +2421,7 @@
       <p2:lvlText p2:val="%6."/>
       <p2:lvlJc p2:val="left"/>
       <p2:pPr>
-        <p2:ind p2:left="1440" p2:hanging="180"/>
+        <p2:ind p2:left="2880" p2:hanging="240"/>
       </p2:pPr>
     </p2:lvl>
     <p2:lvl p2:ilvl="6">
@@ -2430,7 +2430,7 @@
       <p2:lvlText p2:val="%7."/>
       <p2:lvlJc p2:val="left"/>
       <p2:pPr>
-        <p2:ind p2:left="1680" p2:hanging="180"/>
+        <p2:ind p2:left="3360" p2:hanging="240"/>
       </p2:pPr>
     </p2:lvl>
     <p2:lvl p2:ilvl="7">
@@ -2439,7 +2439,7 @@
       <p2:lvlText p2:val="%8."/>
       <p2:lvlJc p2:val="left"/>
       <p2:pPr>
-        <p2:ind p2:left="1920" p2:hanging="180"/>
+        <p2:ind p2:left="3840" p2:hanging="240"/>
       </p2:pPr>
     </p2:lvl>
     <p2:lvl p2:ilvl="8">
@@ -2448,7 +2448,7 @@
       <p2:lvlText p2:val="%9."/>
       <p2:lvlJc p2:val="left"/>
       <p2:pPr>
-        <p2:ind p2:left="2160" p2:hanging="180"/>
+        <p2:ind p2:left="4320" p2:hanging="240"/>
       </p2:pPr>
     </p2:lvl>
   </abstractNum>
